--- a/tests/org.obeonetwork.m2doc.tests/resources/linkServices/asBookmarkRefNoBookmarkOptional/asBookmarkRefNoBookmarkOptional-expected-generation.docx
+++ b/tests/org.obeonetwork.m2doc.tests/resources/linkServices/asBookmarkRefNoBookmarkOptional/asBookmarkRefNoBookmarkOptional-expected-generation.docx
@@ -31,7 +31,7 @@
       <w:r>
         <w:t>Artifact1</w:t>
       </w:r>
-      <w:r w:rsidR="539C216CE766B1D278A856CE7AE79ABA">
+      <w:r w:rsidR="573AB9CF8941BCD9714F42C775A6D13F">
         <w:fldChar w:fldCharType="end"/>
       </w:r>
     </w:p>

--- a/tests/org.obeonetwork.m2doc.tests/resources/linkServices/asBookmarkRefNoBookmarkOptional/asBookmarkRefNoBookmarkOptional-expected-generation.docx
+++ b/tests/org.obeonetwork.m2doc.tests/resources/linkServices/asBookmarkRefNoBookmarkOptional/asBookmarkRefNoBookmarkOptional-expected-generation.docx
@@ -31,7 +31,7 @@
       <w:r>
         <w:t>Artifact1</w:t>
       </w:r>
-      <w:r w:rsidR="539C216CE766B1D278A856CE7AE79ABA">
+      <w:r w:rsidR="6E48637F402AB9534534704134F66910">
         <w:fldChar w:fldCharType="end"/>
       </w:r>
     </w:p>
